--- a/backend-exhibits/Dropbox to Google Drive (MyDrive & Shared Drive) Advanced Plan - Advanced Include.docx
+++ b/backend-exhibits/Dropbox to Google Drive (MyDrive & Shared Drive) Advanced Plan - Advanced Include.docx
@@ -60,7 +60,7 @@
                 <w:sz w:val="21"/>
                 <w:szCs w:val="21"/>
               </w:rPr>
-              <w:t>Advanced Plan Features (Dropbox to Google Shared Drive)</w:t>
+              <w:t>Standard Plan Features (Dropbox to Google Shared Drive)</w:t>
             </w:r>
           </w:p>
         </w:tc>
@@ -1354,7 +1354,7 @@
                   <w14:round/>
                 </w14:textOutline>
               </w:rPr>
-              <w:t xml:space="preserve">Advanced Plan Features (Dropbox to </w:t>
+              <w:t xml:space="preserve">Standard Plan Features (Dropbox to </w:t>
             </w:r>
             <w:proofErr w:type="spellStart"/>
             <w:r>

--- a/backend-exhibits/Dropbox to Google Drive (MyDrive & Shared Drive) Advanced Plan - Advanced Include.docx
+++ b/backend-exhibits/Dropbox to Google Drive (MyDrive & Shared Drive) Advanced Plan - Advanced Include.docx
@@ -45,7 +45,7 @@
               <w:ind w:left="52"/>
               <w:jc w:val="center"/>
               <w:rPr>
-                <w:rFonts w:ascii="Arial" w:hAnsi="Arial" w:cs="Arial"/>
+                <w:rFonts w:ascii="Arial" w:hAnsi="Arial" w:cs="Arial" w:eastAsia="Arial"/>
                 <w:b/>
                 <w:bCs/>
                 <w:sz w:val="21"/>
@@ -54,7 +54,7 @@
             </w:pPr>
             <w:r>
               <w:rPr>
-                <w:rFonts w:ascii="Arial" w:hAnsi="Arial" w:cs="Arial"/>
+                <w:rFonts w:ascii="Arial" w:hAnsi="Arial" w:cs="Arial" w:eastAsia="Arial"/>
                 <w:b/>
                 <w:bCs/>
                 <w:sz w:val="21"/>
@@ -83,14 +83,14 @@
             <w:pPr>
               <w:ind w:left="3"/>
               <w:rPr>
-                <w:rFonts w:ascii="Arial" w:hAnsi="Arial" w:cs="Arial"/>
-                <w:sz w:val="21"/>
-                <w:szCs w:val="21"/>
-              </w:rPr>
-            </w:pPr>
-            <w:r>
-              <w:rPr>
-                <w:rFonts w:ascii="Arial" w:hAnsi="Arial" w:cs="Arial"/>
+                <w:rFonts w:ascii="Arial" w:hAnsi="Arial" w:cs="Arial" w:eastAsia="Arial"/>
+                <w:sz w:val="21"/>
+                <w:szCs w:val="21"/>
+              </w:rPr>
+            </w:pPr>
+            <w:r>
+              <w:rPr>
+                <w:rFonts w:ascii="Arial" w:hAnsi="Arial" w:cs="Arial" w:eastAsia="Arial"/>
                 <w:sz w:val="21"/>
                 <w:szCs w:val="21"/>
               </w:rPr>
@@ -111,7 +111,7 @@
           <w:p>
             <w:pPr>
               <w:rPr>
-                <w:rFonts w:ascii="Arial" w:hAnsi="Arial" w:cs="Arial"/>
+                <w:rFonts w:ascii="Arial" w:hAnsi="Arial" w:cs="Arial" w:eastAsia="Arial"/>
                 <w:sz w:val="21"/>
                 <w:szCs w:val="21"/>
               </w:rPr>
@@ -119,7 +119,7 @@
             <w:proofErr w:type="spellStart"/>
             <w:r>
               <w:rPr>
-                <w:rFonts w:ascii="Arial" w:hAnsi="Arial" w:cs="Arial"/>
+                <w:rFonts w:ascii="Arial" w:hAnsi="Arial" w:cs="Arial" w:eastAsia="Arial"/>
                 <w:sz w:val="21"/>
                 <w:szCs w:val="21"/>
               </w:rPr>
@@ -128,7 +128,7 @@
             <w:proofErr w:type="spellEnd"/>
             <w:r>
               <w:rPr>
-                <w:rFonts w:ascii="Arial" w:hAnsi="Arial" w:cs="Arial"/>
+                <w:rFonts w:ascii="Arial" w:hAnsi="Arial" w:cs="Arial" w:eastAsia="Arial"/>
                 <w:sz w:val="21"/>
                 <w:szCs w:val="21"/>
               </w:rPr>
@@ -155,14 +155,14 @@
             <w:pPr>
               <w:ind w:left="3"/>
               <w:rPr>
-                <w:rFonts w:ascii="Arial" w:hAnsi="Arial" w:cs="Arial"/>
-                <w:sz w:val="21"/>
-                <w:szCs w:val="21"/>
-              </w:rPr>
-            </w:pPr>
-            <w:r>
-              <w:rPr>
-                <w:rFonts w:ascii="Arial" w:hAnsi="Arial" w:cs="Arial"/>
+                <w:rFonts w:ascii="Arial" w:hAnsi="Arial" w:cs="Arial" w:eastAsia="Arial"/>
+                <w:sz w:val="21"/>
+                <w:szCs w:val="21"/>
+              </w:rPr>
+            </w:pPr>
+            <w:r>
+              <w:rPr>
+                <w:rFonts w:ascii="Arial" w:hAnsi="Arial" w:cs="Arial" w:eastAsia="Arial"/>
                 <w:sz w:val="21"/>
                 <w:szCs w:val="21"/>
               </w:rPr>
@@ -183,14 +183,14 @@
           <w:p>
             <w:pPr>
               <w:rPr>
-                <w:rFonts w:ascii="Arial" w:hAnsi="Arial" w:cs="Arial"/>
-                <w:sz w:val="21"/>
-                <w:szCs w:val="21"/>
-              </w:rPr>
-            </w:pPr>
-            <w:r>
-              <w:rPr>
-                <w:rFonts w:ascii="Arial" w:hAnsi="Arial" w:cs="Arial"/>
+                <w:rFonts w:ascii="Arial" w:hAnsi="Arial" w:cs="Arial" w:eastAsia="Arial"/>
+                <w:sz w:val="21"/>
+                <w:szCs w:val="21"/>
+              </w:rPr>
+            </w:pPr>
+            <w:r>
+              <w:rPr>
+                <w:rFonts w:ascii="Arial" w:hAnsi="Arial" w:cs="Arial" w:eastAsia="Arial"/>
                 <w:sz w:val="21"/>
                 <w:szCs w:val="21"/>
               </w:rPr>
@@ -217,14 +217,14 @@
             <w:pPr>
               <w:ind w:left="3"/>
               <w:rPr>
-                <w:rFonts w:ascii="Arial" w:hAnsi="Arial" w:cs="Arial"/>
-                <w:sz w:val="21"/>
-                <w:szCs w:val="21"/>
-              </w:rPr>
-            </w:pPr>
-            <w:r>
-              <w:rPr>
-                <w:rFonts w:ascii="Arial" w:hAnsi="Arial" w:cs="Arial"/>
+                <w:rFonts w:ascii="Arial" w:hAnsi="Arial" w:cs="Arial" w:eastAsia="Arial"/>
+                <w:sz w:val="21"/>
+                <w:szCs w:val="21"/>
+              </w:rPr>
+            </w:pPr>
+            <w:r>
+              <w:rPr>
+                <w:rFonts w:ascii="Arial" w:hAnsi="Arial" w:cs="Arial" w:eastAsia="Arial"/>
                 <w:sz w:val="21"/>
                 <w:szCs w:val="21"/>
               </w:rPr>
@@ -245,14 +245,14 @@
           <w:p>
             <w:pPr>
               <w:rPr>
-                <w:rFonts w:ascii="Arial" w:hAnsi="Arial" w:cs="Arial"/>
-                <w:sz w:val="21"/>
-                <w:szCs w:val="21"/>
-              </w:rPr>
-            </w:pPr>
-            <w:r>
-              <w:rPr>
-                <w:rFonts w:ascii="Arial" w:hAnsi="Arial" w:cs="Arial"/>
+                <w:rFonts w:ascii="Arial" w:hAnsi="Arial" w:cs="Arial" w:eastAsia="Arial"/>
+                <w:sz w:val="21"/>
+                <w:szCs w:val="21"/>
+              </w:rPr>
+            </w:pPr>
+            <w:r>
+              <w:rPr>
+                <w:rFonts w:ascii="Arial" w:hAnsi="Arial" w:cs="Arial" w:eastAsia="Arial"/>
                 <w:sz w:val="21"/>
                 <w:szCs w:val="21"/>
               </w:rPr>
@@ -279,14 +279,14 @@
             <w:pPr>
               <w:ind w:left="3"/>
               <w:rPr>
-                <w:rFonts w:ascii="Arial" w:hAnsi="Arial" w:cs="Arial"/>
-                <w:sz w:val="21"/>
-                <w:szCs w:val="21"/>
-              </w:rPr>
-            </w:pPr>
-            <w:r>
-              <w:rPr>
-                <w:rFonts w:ascii="Arial" w:hAnsi="Arial" w:cs="Arial"/>
+                <w:rFonts w:ascii="Arial" w:hAnsi="Arial" w:cs="Arial" w:eastAsia="Arial"/>
+                <w:sz w:val="21"/>
+                <w:szCs w:val="21"/>
+              </w:rPr>
+            </w:pPr>
+            <w:r>
+              <w:rPr>
+                <w:rFonts w:ascii="Arial" w:hAnsi="Arial" w:cs="Arial" w:eastAsia="Arial"/>
                 <w:sz w:val="21"/>
                 <w:szCs w:val="21"/>
               </w:rPr>
@@ -307,7 +307,7 @@
           <w:p>
             <w:pPr>
               <w:rPr>
-                <w:rFonts w:ascii="Arial" w:hAnsi="Arial" w:cs="Arial"/>
+                <w:rFonts w:ascii="Arial" w:hAnsi="Arial" w:cs="Arial" w:eastAsia="Arial"/>
                 <w:sz w:val="21"/>
                 <w:szCs w:val="21"/>
               </w:rPr>
@@ -315,7 +315,7 @@
             <w:proofErr w:type="spellStart"/>
             <w:r>
               <w:rPr>
-                <w:rFonts w:ascii="Arial" w:hAnsi="Arial" w:cs="Arial"/>
+                <w:rFonts w:ascii="Arial" w:hAnsi="Arial" w:cs="Arial" w:eastAsia="Arial"/>
                 <w:sz w:val="21"/>
                 <w:szCs w:val="21"/>
               </w:rPr>
@@ -324,7 +324,7 @@
             <w:proofErr w:type="spellEnd"/>
             <w:r>
               <w:rPr>
-                <w:rFonts w:ascii="Arial" w:hAnsi="Arial" w:cs="Arial"/>
+                <w:rFonts w:ascii="Arial" w:hAnsi="Arial" w:cs="Arial" w:eastAsia="Arial"/>
                 <w:sz w:val="21"/>
                 <w:szCs w:val="21"/>
               </w:rPr>
@@ -351,14 +351,14 @@
             <w:pPr>
               <w:ind w:left="3"/>
               <w:rPr>
-                <w:rFonts w:ascii="Arial" w:hAnsi="Arial" w:cs="Arial"/>
-                <w:sz w:val="21"/>
-                <w:szCs w:val="21"/>
-              </w:rPr>
-            </w:pPr>
-            <w:r>
-              <w:rPr>
-                <w:rFonts w:ascii="Arial" w:hAnsi="Arial" w:cs="Arial"/>
+                <w:rFonts w:ascii="Arial" w:hAnsi="Arial" w:cs="Arial" w:eastAsia="Arial"/>
+                <w:sz w:val="21"/>
+                <w:szCs w:val="21"/>
+              </w:rPr>
+            </w:pPr>
+            <w:r>
+              <w:rPr>
+                <w:rFonts w:ascii="Arial" w:hAnsi="Arial" w:cs="Arial" w:eastAsia="Arial"/>
                 <w:sz w:val="21"/>
                 <w:szCs w:val="21"/>
               </w:rPr>
@@ -379,7 +379,7 @@
           <w:p>
             <w:pPr>
               <w:rPr>
-                <w:rFonts w:ascii="Arial" w:hAnsi="Arial" w:cs="Arial"/>
+                <w:rFonts w:ascii="Arial" w:hAnsi="Arial" w:cs="Arial" w:eastAsia="Arial"/>
                 <w:sz w:val="21"/>
                 <w:szCs w:val="21"/>
               </w:rPr>
@@ -387,7 +387,7 @@
             <w:proofErr w:type="spellStart"/>
             <w:r>
               <w:rPr>
-                <w:rFonts w:ascii="Arial" w:hAnsi="Arial" w:cs="Arial"/>
+                <w:rFonts w:ascii="Arial" w:hAnsi="Arial" w:cs="Arial" w:eastAsia="Arial"/>
                 <w:sz w:val="21"/>
                 <w:szCs w:val="21"/>
               </w:rPr>
@@ -396,7 +396,7 @@
             <w:proofErr w:type="spellEnd"/>
             <w:r>
               <w:rPr>
-                <w:rFonts w:ascii="Arial" w:hAnsi="Arial" w:cs="Arial"/>
+                <w:rFonts w:ascii="Arial" w:hAnsi="Arial" w:cs="Arial" w:eastAsia="Arial"/>
                 <w:sz w:val="21"/>
                 <w:szCs w:val="21"/>
               </w:rPr>
@@ -423,14 +423,14 @@
             <w:pPr>
               <w:ind w:left="3"/>
               <w:rPr>
-                <w:rFonts w:ascii="Arial" w:hAnsi="Arial" w:cs="Arial"/>
-                <w:sz w:val="21"/>
-                <w:szCs w:val="21"/>
-              </w:rPr>
-            </w:pPr>
-            <w:r>
-              <w:rPr>
-                <w:rFonts w:ascii="Arial" w:hAnsi="Arial" w:cs="Arial"/>
+                <w:rFonts w:ascii="Arial" w:hAnsi="Arial" w:cs="Arial" w:eastAsia="Arial"/>
+                <w:sz w:val="21"/>
+                <w:szCs w:val="21"/>
+              </w:rPr>
+            </w:pPr>
+            <w:r>
+              <w:rPr>
+                <w:rFonts w:ascii="Arial" w:hAnsi="Arial" w:cs="Arial" w:eastAsia="Arial"/>
                 <w:sz w:val="21"/>
                 <w:szCs w:val="21"/>
               </w:rPr>
@@ -451,7 +451,7 @@
           <w:p>
             <w:pPr>
               <w:rPr>
-                <w:rFonts w:ascii="Arial" w:hAnsi="Arial" w:cs="Arial"/>
+                <w:rFonts w:ascii="Arial" w:hAnsi="Arial" w:cs="Arial" w:eastAsia="Arial"/>
                 <w:sz w:val="21"/>
                 <w:szCs w:val="21"/>
               </w:rPr>
@@ -459,7 +459,7 @@
             <w:proofErr w:type="spellStart"/>
             <w:r>
               <w:rPr>
-                <w:rFonts w:ascii="Arial" w:hAnsi="Arial" w:cs="Arial"/>
+                <w:rFonts w:ascii="Arial" w:hAnsi="Arial" w:cs="Arial" w:eastAsia="Arial"/>
                 <w:sz w:val="21"/>
                 <w:szCs w:val="21"/>
               </w:rPr>
@@ -468,7 +468,7 @@
             <w:proofErr w:type="spellEnd"/>
             <w:r>
               <w:rPr>
-                <w:rFonts w:ascii="Arial" w:hAnsi="Arial" w:cs="Arial"/>
+                <w:rFonts w:ascii="Arial" w:hAnsi="Arial" w:cs="Arial" w:eastAsia="Arial"/>
                 <w:sz w:val="21"/>
                 <w:szCs w:val="21"/>
               </w:rPr>
@@ -495,7 +495,7 @@
             <w:pPr>
               <w:ind w:left="3"/>
               <w:rPr>
-                <w:rFonts w:ascii="Arial" w:hAnsi="Arial" w:cs="Arial"/>
+                <w:rFonts w:ascii="Arial" w:hAnsi="Arial" w:cs="Arial" w:eastAsia="Arial"/>
                 <w:b/>
                 <w:bCs/>
                 <w:sz w:val="21"/>
@@ -504,7 +504,7 @@
             </w:pPr>
             <w:r>
               <w:rPr>
-                <w:rFonts w:ascii="Arial" w:hAnsi="Arial" w:cs="Arial"/>
+                <w:rFonts w:ascii="Arial" w:hAnsi="Arial" w:cs="Arial" w:eastAsia="Arial"/>
                 <w:sz w:val="21"/>
                 <w:szCs w:val="21"/>
               </w:rPr>
@@ -525,7 +525,7 @@
           <w:p>
             <w:pPr>
               <w:rPr>
-                <w:rFonts w:ascii="Arial" w:hAnsi="Arial" w:cs="Arial"/>
+                <w:rFonts w:ascii="Arial" w:hAnsi="Arial" w:cs="Arial" w:eastAsia="Arial"/>
                 <w:sz w:val="21"/>
                 <w:szCs w:val="21"/>
               </w:rPr>
@@ -533,7 +533,7 @@
             <w:proofErr w:type="spellStart"/>
             <w:r>
               <w:rPr>
-                <w:rFonts w:ascii="Arial" w:hAnsi="Arial" w:cs="Arial"/>
+                <w:rFonts w:ascii="Arial" w:hAnsi="Arial" w:cs="Arial" w:eastAsia="Arial"/>
                 <w:sz w:val="21"/>
                 <w:szCs w:val="21"/>
               </w:rPr>
@@ -542,7 +542,7 @@
             <w:proofErr w:type="spellEnd"/>
             <w:r>
               <w:rPr>
-                <w:rFonts w:ascii="Arial" w:hAnsi="Arial" w:cs="Arial"/>
+                <w:rFonts w:ascii="Arial" w:hAnsi="Arial" w:cs="Arial" w:eastAsia="Arial"/>
                 <w:sz w:val="21"/>
                 <w:szCs w:val="21"/>
               </w:rPr>
@@ -569,7 +569,7 @@
             <w:pPr>
               <w:ind w:left="3"/>
               <w:rPr>
-                <w:rFonts w:ascii="Arial" w:hAnsi="Arial" w:cs="Arial"/>
+                <w:rFonts w:ascii="Arial" w:hAnsi="Arial" w:cs="Arial" w:eastAsia="Arial"/>
                 <w:b/>
                 <w:bCs/>
                 <w:sz w:val="21"/>
@@ -578,7 +578,7 @@
             </w:pPr>
             <w:r>
               <w:rPr>
-                <w:rFonts w:ascii="Arial" w:hAnsi="Arial" w:cs="Arial"/>
+                <w:rFonts w:ascii="Arial" w:hAnsi="Arial" w:cs="Arial" w:eastAsia="Arial"/>
                 <w:sz w:val="21"/>
                 <w:szCs w:val="21"/>
               </w:rPr>
@@ -599,7 +599,7 @@
           <w:p>
             <w:pPr>
               <w:rPr>
-                <w:rFonts w:ascii="Arial" w:hAnsi="Arial" w:cs="Arial"/>
+                <w:rFonts w:ascii="Arial" w:hAnsi="Arial" w:cs="Arial" w:eastAsia="Arial"/>
                 <w:sz w:val="21"/>
                 <w:szCs w:val="21"/>
               </w:rPr>
@@ -607,7 +607,7 @@
             <w:proofErr w:type="spellStart"/>
             <w:r>
               <w:rPr>
-                <w:rFonts w:ascii="Arial" w:hAnsi="Arial" w:cs="Arial"/>
+                <w:rFonts w:ascii="Arial" w:hAnsi="Arial" w:cs="Arial" w:eastAsia="Arial"/>
                 <w:sz w:val="21"/>
                 <w:szCs w:val="21"/>
               </w:rPr>
@@ -616,7 +616,7 @@
             <w:proofErr w:type="spellEnd"/>
             <w:r>
               <w:rPr>
-                <w:rFonts w:ascii="Arial" w:hAnsi="Arial" w:cs="Arial"/>
+                <w:rFonts w:ascii="Arial" w:hAnsi="Arial" w:cs="Arial" w:eastAsia="Arial"/>
                 <w:sz w:val="21"/>
                 <w:szCs w:val="21"/>
               </w:rPr>
@@ -643,7 +643,7 @@
             <w:pPr>
               <w:ind w:left="3"/>
               <w:rPr>
-                <w:rFonts w:ascii="Arial" w:hAnsi="Arial" w:cs="Arial"/>
+                <w:rFonts w:ascii="Arial" w:hAnsi="Arial" w:cs="Arial" w:eastAsia="Arial"/>
                 <w:b/>
                 <w:bCs/>
                 <w:sz w:val="21"/>
@@ -652,7 +652,7 @@
             </w:pPr>
             <w:r>
               <w:rPr>
-                <w:rFonts w:ascii="Arial" w:hAnsi="Arial" w:cs="Arial"/>
+                <w:rFonts w:ascii="Arial" w:hAnsi="Arial" w:cs="Arial" w:eastAsia="Arial"/>
                 <w:sz w:val="21"/>
                 <w:szCs w:val="21"/>
               </w:rPr>
@@ -673,7 +673,7 @@
           <w:p>
             <w:pPr>
               <w:rPr>
-                <w:rFonts w:ascii="Arial" w:hAnsi="Arial" w:cs="Arial"/>
+                <w:rFonts w:ascii="Arial" w:hAnsi="Arial" w:cs="Arial" w:eastAsia="Arial"/>
                 <w:sz w:val="21"/>
                 <w:szCs w:val="21"/>
               </w:rPr>
@@ -681,7 +681,7 @@
             <w:proofErr w:type="spellStart"/>
             <w:r>
               <w:rPr>
-                <w:rFonts w:ascii="Arial" w:hAnsi="Arial" w:cs="Arial"/>
+                <w:rFonts w:ascii="Arial" w:hAnsi="Arial" w:cs="Arial" w:eastAsia="Arial"/>
                 <w:sz w:val="21"/>
                 <w:szCs w:val="21"/>
               </w:rPr>
@@ -690,7 +690,7 @@
             <w:proofErr w:type="spellEnd"/>
             <w:r>
               <w:rPr>
-                <w:rFonts w:ascii="Arial" w:hAnsi="Arial" w:cs="Arial"/>
+                <w:rFonts w:ascii="Arial" w:hAnsi="Arial" w:cs="Arial" w:eastAsia="Arial"/>
                 <w:sz w:val="21"/>
                 <w:szCs w:val="21"/>
               </w:rPr>
@@ -717,14 +717,14 @@
             <w:pPr>
               <w:ind w:left="3"/>
               <w:rPr>
-                <w:rFonts w:ascii="Arial" w:hAnsi="Arial" w:cs="Arial"/>
-                <w:sz w:val="21"/>
-                <w:szCs w:val="21"/>
-              </w:rPr>
-            </w:pPr>
-            <w:r>
-              <w:rPr>
-                <w:rFonts w:ascii="Arial" w:hAnsi="Arial" w:cs="Arial"/>
+                <w:rFonts w:ascii="Arial" w:hAnsi="Arial" w:cs="Arial" w:eastAsia="Arial"/>
+                <w:sz w:val="21"/>
+                <w:szCs w:val="21"/>
+              </w:rPr>
+            </w:pPr>
+            <w:r>
+              <w:rPr>
+                <w:rFonts w:ascii="Arial" w:hAnsi="Arial" w:cs="Arial" w:eastAsia="Arial"/>
                 <w:sz w:val="21"/>
                 <w:szCs w:val="21"/>
               </w:rPr>
@@ -745,14 +745,14 @@
           <w:p>
             <w:pPr>
               <w:rPr>
-                <w:rFonts w:ascii="Arial" w:hAnsi="Arial" w:cs="Arial"/>
-                <w:sz w:val="21"/>
-                <w:szCs w:val="21"/>
-              </w:rPr>
-            </w:pPr>
-            <w:r>
-              <w:rPr>
-                <w:rFonts w:ascii="Arial" w:hAnsi="Arial" w:cs="Arial"/>
+                <w:rFonts w:ascii="Arial" w:hAnsi="Arial" w:cs="Arial" w:eastAsia="Arial"/>
+                <w:sz w:val="21"/>
+                <w:szCs w:val="21"/>
+              </w:rPr>
+            </w:pPr>
+            <w:r>
+              <w:rPr>
+                <w:rFonts w:ascii="Arial" w:hAnsi="Arial" w:cs="Arial" w:eastAsia="Arial"/>
                 <w:sz w:val="21"/>
                 <w:szCs w:val="21"/>
               </w:rPr>
@@ -779,14 +779,14 @@
             <w:pPr>
               <w:ind w:left="3"/>
               <w:rPr>
-                <w:rFonts w:ascii="Arial" w:hAnsi="Arial" w:cs="Arial"/>
-                <w:sz w:val="21"/>
-                <w:szCs w:val="21"/>
-              </w:rPr>
-            </w:pPr>
-            <w:r>
-              <w:rPr>
-                <w:rFonts w:ascii="Arial" w:hAnsi="Arial" w:cs="Arial"/>
+                <w:rFonts w:ascii="Arial" w:hAnsi="Arial" w:cs="Arial" w:eastAsia="Arial"/>
+                <w:sz w:val="21"/>
+                <w:szCs w:val="21"/>
+              </w:rPr>
+            </w:pPr>
+            <w:r>
+              <w:rPr>
+                <w:rFonts w:ascii="Arial" w:hAnsi="Arial" w:cs="Arial" w:eastAsia="Arial"/>
                 <w:sz w:val="21"/>
                 <w:szCs w:val="21"/>
               </w:rPr>
@@ -807,14 +807,14 @@
           <w:p>
             <w:pPr>
               <w:rPr>
-                <w:rFonts w:ascii="Arial" w:hAnsi="Arial" w:cs="Arial"/>
-                <w:sz w:val="21"/>
-                <w:szCs w:val="21"/>
-              </w:rPr>
-            </w:pPr>
-            <w:r>
-              <w:rPr>
-                <w:rFonts w:ascii="Arial" w:hAnsi="Arial" w:cs="Arial"/>
+                <w:rFonts w:ascii="Arial" w:hAnsi="Arial" w:cs="Arial" w:eastAsia="Arial"/>
+                <w:sz w:val="21"/>
+                <w:szCs w:val="21"/>
+              </w:rPr>
+            </w:pPr>
+            <w:r>
+              <w:rPr>
+                <w:rFonts w:ascii="Arial" w:hAnsi="Arial" w:cs="Arial" w:eastAsia="Arial"/>
                 <w:sz w:val="21"/>
                 <w:szCs w:val="21"/>
               </w:rPr>
@@ -841,7 +841,7 @@
             <w:pPr>
               <w:ind w:left="3"/>
               <w:rPr>
-                <w:rFonts w:ascii="Arial" w:hAnsi="Arial" w:cs="Arial"/>
+                <w:rFonts w:ascii="Arial" w:hAnsi="Arial" w:cs="Arial" w:eastAsia="Arial"/>
                 <w:b/>
                 <w:bCs/>
                 <w:sz w:val="21"/>
@@ -850,7 +850,7 @@
             </w:pPr>
             <w:r>
               <w:rPr>
-                <w:rFonts w:ascii="Arial" w:hAnsi="Arial" w:cs="Arial"/>
+                <w:rFonts w:ascii="Arial" w:hAnsi="Arial" w:cs="Arial" w:eastAsia="Arial"/>
                 <w:sz w:val="21"/>
                 <w:szCs w:val="21"/>
               </w:rPr>
@@ -871,14 +871,14 @@
           <w:p>
             <w:pPr>
               <w:rPr>
-                <w:rFonts w:ascii="Arial" w:hAnsi="Arial" w:cs="Arial"/>
-                <w:sz w:val="21"/>
-                <w:szCs w:val="21"/>
-              </w:rPr>
-            </w:pPr>
-            <w:r>
-              <w:rPr>
-                <w:rFonts w:ascii="Arial" w:hAnsi="Arial" w:cs="Arial"/>
+                <w:rFonts w:ascii="Arial" w:hAnsi="Arial" w:cs="Arial" w:eastAsia="Arial"/>
+                <w:sz w:val="21"/>
+                <w:szCs w:val="21"/>
+              </w:rPr>
+            </w:pPr>
+            <w:r>
+              <w:rPr>
+                <w:rFonts w:ascii="Arial" w:hAnsi="Arial" w:cs="Arial" w:eastAsia="Arial"/>
                 <w:sz w:val="21"/>
                 <w:szCs w:val="21"/>
               </w:rPr>
@@ -905,7 +905,7 @@
             <w:pPr>
               <w:ind w:left="3"/>
               <w:rPr>
-                <w:rFonts w:ascii="Arial" w:eastAsia="Arial" w:hAnsi="Arial" w:cs="Arial"/>
+                <w:rFonts w:ascii="Arial" w:hAnsi="Arial" w:cs="Arial" w:eastAsia="Arial"/>
                 <w:b/>
                 <w:sz w:val="21"/>
                 <w:szCs w:val="21"/>
@@ -913,7 +913,7 @@
             </w:pPr>
             <w:r>
               <w:rPr>
-                <w:rFonts w:ascii="Arial" w:hAnsi="Arial" w:cs="Arial"/>
+                <w:rFonts w:ascii="Arial" w:hAnsi="Arial" w:cs="Arial" w:eastAsia="Arial"/>
                 <w:sz w:val="21"/>
                 <w:szCs w:val="21"/>
               </w:rPr>
@@ -934,14 +934,14 @@
           <w:p>
             <w:pPr>
               <w:rPr>
-                <w:rFonts w:ascii="Arial" w:eastAsia="Arial" w:hAnsi="Arial" w:cs="Arial"/>
-                <w:sz w:val="21"/>
-                <w:szCs w:val="21"/>
-              </w:rPr>
-            </w:pPr>
-            <w:r>
-              <w:rPr>
-                <w:rFonts w:ascii="Arial" w:hAnsi="Arial" w:cs="Arial"/>
+                <w:rFonts w:ascii="Arial" w:hAnsi="Arial" w:cs="Arial" w:eastAsia="Arial"/>
+                <w:sz w:val="21"/>
+                <w:szCs w:val="21"/>
+              </w:rPr>
+            </w:pPr>
+            <w:r>
+              <w:rPr>
+                <w:rFonts w:ascii="Arial" w:hAnsi="Arial" w:cs="Arial" w:eastAsia="Arial"/>
                 <w:sz w:val="21"/>
                 <w:szCs w:val="21"/>
               </w:rPr>
@@ -968,7 +968,7 @@
             <w:pPr>
               <w:ind w:left="3"/>
               <w:rPr>
-                <w:rFonts w:ascii="Arial" w:eastAsia="Arial" w:hAnsi="Arial" w:cs="Arial"/>
+                <w:rFonts w:ascii="Arial" w:hAnsi="Arial" w:cs="Arial" w:eastAsia="Arial"/>
                 <w:b/>
                 <w:sz w:val="21"/>
                 <w:szCs w:val="21"/>
@@ -976,7 +976,7 @@
             </w:pPr>
             <w:r>
               <w:rPr>
-                <w:rFonts w:ascii="Arial" w:hAnsi="Arial" w:cs="Arial"/>
+                <w:rFonts w:ascii="Arial" w:hAnsi="Arial" w:cs="Arial" w:eastAsia="Arial"/>
                 <w:sz w:val="21"/>
                 <w:szCs w:val="21"/>
               </w:rPr>
@@ -997,14 +997,14 @@
           <w:p>
             <w:pPr>
               <w:rPr>
-                <w:rFonts w:ascii="Arial" w:eastAsia="Arial" w:hAnsi="Arial" w:cs="Arial"/>
-                <w:sz w:val="21"/>
-                <w:szCs w:val="21"/>
-              </w:rPr>
-            </w:pPr>
-            <w:r>
-              <w:rPr>
-                <w:rFonts w:ascii="Arial" w:hAnsi="Arial" w:cs="Arial"/>
+                <w:rFonts w:ascii="Arial" w:hAnsi="Arial" w:cs="Arial" w:eastAsia="Arial"/>
+                <w:sz w:val="21"/>
+                <w:szCs w:val="21"/>
+              </w:rPr>
+            </w:pPr>
+            <w:r>
+              <w:rPr>
+                <w:rFonts w:ascii="Arial" w:hAnsi="Arial" w:cs="Arial" w:eastAsia="Arial"/>
                 <w:sz w:val="21"/>
                 <w:szCs w:val="21"/>
               </w:rPr>
@@ -1013,7 +1013,7 @@
             <w:proofErr w:type="gramStart"/>
             <w:r>
               <w:rPr>
-                <w:rFonts w:ascii="Arial" w:hAnsi="Arial" w:cs="Arial"/>
+                <w:rFonts w:ascii="Arial" w:hAnsi="Arial" w:cs="Arial" w:eastAsia="Arial"/>
                 <w:sz w:val="21"/>
                 <w:szCs w:val="21"/>
               </w:rPr>
@@ -1022,7 +1022,7 @@
             <w:proofErr w:type="gramEnd"/>
             <w:r>
               <w:rPr>
-                <w:rFonts w:ascii="Arial" w:hAnsi="Arial" w:cs="Arial"/>
+                <w:rFonts w:ascii="Arial" w:hAnsi="Arial" w:cs="Arial" w:eastAsia="Arial"/>
                 <w:sz w:val="21"/>
                 <w:szCs w:val="21"/>
               </w:rPr>
@@ -1049,7 +1049,7 @@
             <w:pPr>
               <w:ind w:left="3"/>
               <w:rPr>
-                <w:rFonts w:ascii="Arial" w:eastAsia="Arial" w:hAnsi="Arial" w:cs="Arial"/>
+                <w:rFonts w:ascii="Arial" w:hAnsi="Arial" w:cs="Arial" w:eastAsia="Arial"/>
                 <w:b/>
                 <w:sz w:val="21"/>
                 <w:szCs w:val="21"/>
@@ -1057,7 +1057,7 @@
             </w:pPr>
             <w:r>
               <w:rPr>
-                <w:rFonts w:ascii="Arial" w:hAnsi="Arial" w:cs="Arial"/>
+                <w:rFonts w:ascii="Arial" w:hAnsi="Arial" w:cs="Arial" w:eastAsia="Arial"/>
                 <w:sz w:val="21"/>
                 <w:szCs w:val="21"/>
               </w:rPr>
@@ -1078,14 +1078,14 @@
           <w:p>
             <w:pPr>
               <w:rPr>
-                <w:rFonts w:ascii="Arial" w:eastAsia="Arial" w:hAnsi="Arial" w:cs="Arial"/>
-                <w:sz w:val="21"/>
-                <w:szCs w:val="21"/>
-              </w:rPr>
-            </w:pPr>
-            <w:r>
-              <w:rPr>
-                <w:rFonts w:ascii="Arial" w:hAnsi="Arial" w:cs="Arial"/>
+                <w:rFonts w:ascii="Arial" w:hAnsi="Arial" w:cs="Arial" w:eastAsia="Arial"/>
+                <w:sz w:val="21"/>
+                <w:szCs w:val="21"/>
+              </w:rPr>
+            </w:pPr>
+            <w:r>
+              <w:rPr>
+                <w:rFonts w:ascii="Arial" w:hAnsi="Arial" w:cs="Arial" w:eastAsia="Arial"/>
                 <w:sz w:val="21"/>
                 <w:szCs w:val="21"/>
               </w:rPr>
@@ -1112,7 +1112,7 @@
             <w:pPr>
               <w:ind w:left="3"/>
               <w:rPr>
-                <w:rFonts w:ascii="Arial" w:eastAsia="Arial" w:hAnsi="Arial" w:cs="Arial"/>
+                <w:rFonts w:ascii="Arial" w:hAnsi="Arial" w:cs="Arial" w:eastAsia="Arial"/>
                 <w:b/>
                 <w:sz w:val="21"/>
                 <w:szCs w:val="21"/>
@@ -1120,7 +1120,7 @@
             </w:pPr>
             <w:r>
               <w:rPr>
-                <w:rFonts w:ascii="Arial" w:hAnsi="Arial" w:cs="Arial"/>
+                <w:rFonts w:ascii="Arial" w:hAnsi="Arial" w:cs="Arial" w:eastAsia="Arial"/>
                 <w:sz w:val="21"/>
                 <w:szCs w:val="21"/>
               </w:rPr>
@@ -1141,14 +1141,14 @@
           <w:p>
             <w:pPr>
               <w:rPr>
-                <w:rFonts w:ascii="Arial" w:eastAsia="Arial" w:hAnsi="Arial" w:cs="Arial"/>
-                <w:sz w:val="21"/>
-                <w:szCs w:val="21"/>
-              </w:rPr>
-            </w:pPr>
-            <w:r>
-              <w:rPr>
-                <w:rFonts w:ascii="Arial" w:hAnsi="Arial" w:cs="Arial"/>
+                <w:rFonts w:ascii="Arial" w:hAnsi="Arial" w:cs="Arial" w:eastAsia="Arial"/>
+                <w:sz w:val="21"/>
+                <w:szCs w:val="21"/>
+              </w:rPr>
+            </w:pPr>
+            <w:r>
+              <w:rPr>
+                <w:rFonts w:ascii="Arial" w:hAnsi="Arial" w:cs="Arial" w:eastAsia="Arial"/>
                 <w:sz w:val="21"/>
                 <w:szCs w:val="21"/>
               </w:rPr>
@@ -1175,14 +1175,14 @@
             <w:pPr>
               <w:ind w:left="3"/>
               <w:rPr>
-                <w:rFonts w:ascii="Arial" w:hAnsi="Arial" w:cs="Arial"/>
-                <w:sz w:val="21"/>
-                <w:szCs w:val="21"/>
-              </w:rPr>
-            </w:pPr>
-            <w:r>
-              <w:rPr>
-                <w:rFonts w:ascii="Arial" w:hAnsi="Arial" w:cs="Arial"/>
+                <w:rFonts w:ascii="Arial" w:hAnsi="Arial" w:cs="Arial" w:eastAsia="Arial"/>
+                <w:sz w:val="21"/>
+                <w:szCs w:val="21"/>
+              </w:rPr>
+            </w:pPr>
+            <w:r>
+              <w:rPr>
+                <w:rFonts w:ascii="Arial" w:hAnsi="Arial" w:cs="Arial" w:eastAsia="Arial"/>
                 <w:sz w:val="21"/>
                 <w:szCs w:val="21"/>
               </w:rPr>
@@ -1203,14 +1203,14 @@
           <w:p>
             <w:pPr>
               <w:rPr>
-                <w:rFonts w:ascii="Arial" w:eastAsia="Arial" w:hAnsi="Arial" w:cs="Arial"/>
-                <w:sz w:val="21"/>
-                <w:szCs w:val="21"/>
-              </w:rPr>
-            </w:pPr>
-            <w:r>
-              <w:rPr>
-                <w:rFonts w:ascii="Arial" w:hAnsi="Arial" w:cs="Arial"/>
+                <w:rFonts w:ascii="Arial" w:hAnsi="Arial" w:cs="Arial" w:eastAsia="Arial"/>
+                <w:sz w:val="21"/>
+                <w:szCs w:val="21"/>
+              </w:rPr>
+            </w:pPr>
+            <w:r>
+              <w:rPr>
+                <w:rFonts w:ascii="Arial" w:hAnsi="Arial" w:cs="Arial" w:eastAsia="Arial"/>
                 <w:sz w:val="21"/>
                 <w:szCs w:val="21"/>
               </w:rPr>
@@ -1237,14 +1237,14 @@
             <w:pPr>
               <w:ind w:left="3"/>
               <w:rPr>
-                <w:rFonts w:ascii="Arial" w:hAnsi="Arial" w:cs="Arial"/>
-                <w:sz w:val="21"/>
-                <w:szCs w:val="21"/>
-              </w:rPr>
-            </w:pPr>
-            <w:r>
-              <w:rPr>
-                <w:rFonts w:ascii="Arial" w:hAnsi="Arial" w:cs="Arial"/>
+                <w:rFonts w:ascii="Arial" w:hAnsi="Arial" w:cs="Arial" w:eastAsia="Arial"/>
+                <w:sz w:val="21"/>
+                <w:szCs w:val="21"/>
+              </w:rPr>
+            </w:pPr>
+            <w:r>
+              <w:rPr>
+                <w:rFonts w:ascii="Arial" w:hAnsi="Arial" w:cs="Arial" w:eastAsia="Arial"/>
                 <w:sz w:val="21"/>
                 <w:szCs w:val="21"/>
               </w:rPr>
@@ -1266,14 +1266,14 @@
           <w:p>
             <w:pPr>
               <w:rPr>
-                <w:rFonts w:ascii="Arial" w:eastAsia="Arial" w:hAnsi="Arial" w:cs="Arial"/>
-                <w:sz w:val="21"/>
-                <w:szCs w:val="21"/>
-              </w:rPr>
-            </w:pPr>
-            <w:r>
-              <w:rPr>
-                <w:rFonts w:ascii="Arial" w:hAnsi="Arial" w:cs="Arial"/>
+                <w:rFonts w:ascii="Arial" w:hAnsi="Arial" w:cs="Arial" w:eastAsia="Arial"/>
+                <w:sz w:val="21"/>
+                <w:szCs w:val="21"/>
+              </w:rPr>
+            </w:pPr>
+            <w:r>
+              <w:rPr>
+                <w:rFonts w:ascii="Arial" w:hAnsi="Arial" w:cs="Arial" w:eastAsia="Arial"/>
                 <w:sz w:val="21"/>
                 <w:szCs w:val="21"/>
               </w:rPr>
@@ -1287,7 +1287,7 @@
     <w:p>
       <w:pPr>
         <w:rPr>
-          <w:rFonts w:ascii="Arial" w:hAnsi="Arial" w:cs="Arial"/>
+          <w:rFonts w:ascii="Arial" w:hAnsi="Arial" w:cs="Arial" w:eastAsia="Arial"/>
         </w:rPr>
       </w:pPr>
     </w:p>
@@ -1329,7 +1329,7 @@
               <w:ind w:left="52"/>
               <w:jc w:val="center"/>
               <w:rPr>
-                <w:rFonts w:ascii="Arial" w:hAnsi="Arial" w:cs="Arial"/>
+                <w:rFonts w:ascii="Arial" w:hAnsi="Arial" w:cs="Arial" w:eastAsia="Arial"/>
                 <w:b/>
                 <w:bCs/>
                 <w:color w:val="auto"/>
@@ -1339,7 +1339,7 @@
             </w:pPr>
             <w:r>
               <w:rPr>
-                <w:rFonts w:ascii="Arial" w:hAnsi="Arial" w:cs="Arial"/>
+                <w:rFonts w:ascii="Arial" w:hAnsi="Arial" w:cs="Arial" w:eastAsia="Arial"/>
                 <w:color w:val="auto"/>
                 <w:sz w:val="21"/>
                 <w:szCs w:val="21"/>
@@ -1359,7 +1359,7 @@
             <w:proofErr w:type="spellStart"/>
             <w:r>
               <w:rPr>
-                <w:rFonts w:ascii="Arial" w:hAnsi="Arial" w:cs="Arial"/>
+                <w:rFonts w:ascii="Arial" w:hAnsi="Arial" w:cs="Arial" w:eastAsia="Arial"/>
                 <w:color w:val="auto"/>
                 <w:sz w:val="21"/>
                 <w:szCs w:val="21"/>
@@ -1379,7 +1379,7 @@
             <w:proofErr w:type="spellEnd"/>
             <w:r>
               <w:rPr>
-                <w:rFonts w:ascii="Arial" w:hAnsi="Arial" w:cs="Arial"/>
+                <w:rFonts w:ascii="Arial" w:hAnsi="Arial" w:cs="Arial" w:eastAsia="Arial"/>
                 <w:color w:val="auto"/>
                 <w:sz w:val="21"/>
                 <w:szCs w:val="21"/>
@@ -1417,14 +1417,14 @@
             <w:pPr>
               <w:ind w:left="3"/>
               <w:rPr>
-                <w:rFonts w:ascii="Arial" w:hAnsi="Arial" w:cs="Arial"/>
-                <w:sz w:val="21"/>
-                <w:szCs w:val="21"/>
-              </w:rPr>
-            </w:pPr>
-            <w:r>
-              <w:rPr>
-                <w:rFonts w:ascii="Arial" w:hAnsi="Arial" w:cs="Arial"/>
+                <w:rFonts w:ascii="Arial" w:hAnsi="Arial" w:cs="Arial" w:eastAsia="Arial"/>
+                <w:sz w:val="21"/>
+                <w:szCs w:val="21"/>
+              </w:rPr>
+            </w:pPr>
+            <w:r>
+              <w:rPr>
+                <w:rFonts w:ascii="Arial" w:hAnsi="Arial" w:cs="Arial" w:eastAsia="Arial"/>
                 <w:color w:val="auto"/>
                 <w:sz w:val="21"/>
                 <w:szCs w:val="21"/>
@@ -1456,7 +1456,7 @@
           <w:p>
             <w:pPr>
               <w:rPr>
-                <w:rFonts w:ascii="Arial" w:hAnsi="Arial" w:cs="Arial"/>
+                <w:rFonts w:ascii="Arial" w:hAnsi="Arial" w:cs="Arial" w:eastAsia="Arial"/>
                 <w:sz w:val="21"/>
                 <w:szCs w:val="21"/>
               </w:rPr>
@@ -1464,7 +1464,7 @@
             <w:proofErr w:type="spellStart"/>
             <w:r>
               <w:rPr>
-                <w:rFonts w:ascii="Arial" w:hAnsi="Arial" w:cs="Arial"/>
+                <w:rFonts w:ascii="Arial" w:hAnsi="Arial" w:cs="Arial" w:eastAsia="Arial"/>
                 <w:color w:val="auto"/>
                 <w:sz w:val="21"/>
                 <w:szCs w:val="21"/>
@@ -1484,7 +1484,7 @@
             <w:proofErr w:type="spellEnd"/>
             <w:r>
               <w:rPr>
-                <w:rFonts w:ascii="Arial" w:hAnsi="Arial" w:cs="Arial"/>
+                <w:rFonts w:ascii="Arial" w:hAnsi="Arial" w:cs="Arial" w:eastAsia="Arial"/>
                 <w:color w:val="auto"/>
                 <w:sz w:val="21"/>
                 <w:szCs w:val="21"/>
@@ -1522,14 +1522,14 @@
             <w:pPr>
               <w:ind w:left="3"/>
               <w:rPr>
-                <w:rFonts w:ascii="Arial" w:hAnsi="Arial" w:cs="Arial"/>
-                <w:sz w:val="21"/>
-                <w:szCs w:val="21"/>
-              </w:rPr>
-            </w:pPr>
-            <w:r>
-              <w:rPr>
-                <w:rFonts w:ascii="Arial" w:hAnsi="Arial" w:cs="Arial"/>
+                <w:rFonts w:ascii="Arial" w:hAnsi="Arial" w:cs="Arial" w:eastAsia="Arial"/>
+                <w:sz w:val="21"/>
+                <w:szCs w:val="21"/>
+              </w:rPr>
+            </w:pPr>
+            <w:r>
+              <w:rPr>
+                <w:rFonts w:ascii="Arial" w:hAnsi="Arial" w:cs="Arial" w:eastAsia="Arial"/>
                 <w:color w:val="auto"/>
                 <w:sz w:val="21"/>
                 <w:szCs w:val="21"/>
@@ -1561,14 +1561,14 @@
           <w:p>
             <w:pPr>
               <w:rPr>
-                <w:rFonts w:ascii="Arial" w:hAnsi="Arial" w:cs="Arial"/>
-                <w:sz w:val="21"/>
-                <w:szCs w:val="21"/>
-              </w:rPr>
-            </w:pPr>
-            <w:r>
-              <w:rPr>
-                <w:rFonts w:ascii="Arial" w:hAnsi="Arial" w:cs="Arial"/>
+                <w:rFonts w:ascii="Arial" w:hAnsi="Arial" w:cs="Arial" w:eastAsia="Arial"/>
+                <w:sz w:val="21"/>
+                <w:szCs w:val="21"/>
+              </w:rPr>
+            </w:pPr>
+            <w:r>
+              <w:rPr>
+                <w:rFonts w:ascii="Arial" w:hAnsi="Arial" w:cs="Arial" w:eastAsia="Arial"/>
                 <w:color w:val="auto"/>
                 <w:sz w:val="21"/>
                 <w:szCs w:val="21"/>
@@ -1606,14 +1606,14 @@
             <w:pPr>
               <w:ind w:left="3"/>
               <w:rPr>
-                <w:rFonts w:ascii="Arial" w:hAnsi="Arial" w:cs="Arial"/>
-                <w:sz w:val="21"/>
-                <w:szCs w:val="21"/>
-              </w:rPr>
-            </w:pPr>
-            <w:r>
-              <w:rPr>
-                <w:rFonts w:ascii="Arial" w:hAnsi="Arial" w:cs="Arial"/>
+                <w:rFonts w:ascii="Arial" w:hAnsi="Arial" w:cs="Arial" w:eastAsia="Arial"/>
+                <w:sz w:val="21"/>
+                <w:szCs w:val="21"/>
+              </w:rPr>
+            </w:pPr>
+            <w:r>
+              <w:rPr>
+                <w:rFonts w:ascii="Arial" w:hAnsi="Arial" w:cs="Arial" w:eastAsia="Arial"/>
                 <w:color w:val="auto"/>
                 <w:sz w:val="21"/>
                 <w:szCs w:val="21"/>
@@ -1645,14 +1645,14 @@
           <w:p>
             <w:pPr>
               <w:rPr>
-                <w:rFonts w:ascii="Arial" w:hAnsi="Arial" w:cs="Arial"/>
-                <w:sz w:val="21"/>
-                <w:szCs w:val="21"/>
-              </w:rPr>
-            </w:pPr>
-            <w:r>
-              <w:rPr>
-                <w:rFonts w:ascii="Arial" w:hAnsi="Arial" w:cs="Arial"/>
+                <w:rFonts w:ascii="Arial" w:hAnsi="Arial" w:cs="Arial" w:eastAsia="Arial"/>
+                <w:sz w:val="21"/>
+                <w:szCs w:val="21"/>
+              </w:rPr>
+            </w:pPr>
+            <w:r>
+              <w:rPr>
+                <w:rFonts w:ascii="Arial" w:hAnsi="Arial" w:cs="Arial" w:eastAsia="Arial"/>
                 <w:color w:val="auto"/>
                 <w:sz w:val="21"/>
                 <w:szCs w:val="21"/>
@@ -1690,14 +1690,14 @@
             <w:pPr>
               <w:ind w:left="3"/>
               <w:rPr>
-                <w:rFonts w:ascii="Arial" w:hAnsi="Arial" w:cs="Arial"/>
-                <w:sz w:val="21"/>
-                <w:szCs w:val="21"/>
-              </w:rPr>
-            </w:pPr>
-            <w:r>
-              <w:rPr>
-                <w:rFonts w:ascii="Arial" w:hAnsi="Arial" w:cs="Arial"/>
+                <w:rFonts w:ascii="Arial" w:hAnsi="Arial" w:cs="Arial" w:eastAsia="Arial"/>
+                <w:sz w:val="21"/>
+                <w:szCs w:val="21"/>
+              </w:rPr>
+            </w:pPr>
+            <w:r>
+              <w:rPr>
+                <w:rFonts w:ascii="Arial" w:hAnsi="Arial" w:cs="Arial" w:eastAsia="Arial"/>
                 <w:color w:val="auto"/>
                 <w:sz w:val="21"/>
                 <w:szCs w:val="21"/>
@@ -1729,7 +1729,7 @@
           <w:p>
             <w:pPr>
               <w:rPr>
-                <w:rFonts w:ascii="Arial" w:hAnsi="Arial" w:cs="Arial"/>
+                <w:rFonts w:ascii="Arial" w:hAnsi="Arial" w:cs="Arial" w:eastAsia="Arial"/>
                 <w:sz w:val="21"/>
                 <w:szCs w:val="21"/>
               </w:rPr>
@@ -1737,7 +1737,7 @@
             <w:proofErr w:type="spellStart"/>
             <w:r>
               <w:rPr>
-                <w:rFonts w:ascii="Arial" w:hAnsi="Arial" w:cs="Arial"/>
+                <w:rFonts w:ascii="Arial" w:hAnsi="Arial" w:cs="Arial" w:eastAsia="Arial"/>
                 <w:color w:val="auto"/>
                 <w:sz w:val="21"/>
                 <w:szCs w:val="21"/>
@@ -1757,7 +1757,7 @@
             <w:proofErr w:type="spellEnd"/>
             <w:r>
               <w:rPr>
-                <w:rFonts w:ascii="Arial" w:hAnsi="Arial" w:cs="Arial"/>
+                <w:rFonts w:ascii="Arial" w:hAnsi="Arial" w:cs="Arial" w:eastAsia="Arial"/>
                 <w:color w:val="auto"/>
                 <w:sz w:val="21"/>
                 <w:szCs w:val="21"/>
@@ -1795,14 +1795,14 @@
             <w:pPr>
               <w:ind w:left="3"/>
               <w:rPr>
-                <w:rFonts w:ascii="Arial" w:hAnsi="Arial" w:cs="Arial"/>
-                <w:sz w:val="21"/>
-                <w:szCs w:val="21"/>
-              </w:rPr>
-            </w:pPr>
-            <w:r>
-              <w:rPr>
-                <w:rFonts w:ascii="Arial" w:hAnsi="Arial" w:cs="Arial"/>
+                <w:rFonts w:ascii="Arial" w:hAnsi="Arial" w:cs="Arial" w:eastAsia="Arial"/>
+                <w:sz w:val="21"/>
+                <w:szCs w:val="21"/>
+              </w:rPr>
+            </w:pPr>
+            <w:r>
+              <w:rPr>
+                <w:rFonts w:ascii="Arial" w:hAnsi="Arial" w:cs="Arial" w:eastAsia="Arial"/>
                 <w:color w:val="auto"/>
                 <w:sz w:val="21"/>
                 <w:szCs w:val="21"/>
@@ -1834,7 +1834,7 @@
           <w:p>
             <w:pPr>
               <w:rPr>
-                <w:rFonts w:ascii="Arial" w:hAnsi="Arial" w:cs="Arial"/>
+                <w:rFonts w:ascii="Arial" w:hAnsi="Arial" w:cs="Arial" w:eastAsia="Arial"/>
                 <w:sz w:val="21"/>
                 <w:szCs w:val="21"/>
               </w:rPr>
@@ -1842,7 +1842,7 @@
             <w:proofErr w:type="spellStart"/>
             <w:r>
               <w:rPr>
-                <w:rFonts w:ascii="Arial" w:hAnsi="Arial" w:cs="Arial"/>
+                <w:rFonts w:ascii="Arial" w:hAnsi="Arial" w:cs="Arial" w:eastAsia="Arial"/>
                 <w:color w:val="auto"/>
                 <w:sz w:val="21"/>
                 <w:szCs w:val="21"/>
@@ -1862,7 +1862,7 @@
             <w:proofErr w:type="spellEnd"/>
             <w:r>
               <w:rPr>
-                <w:rFonts w:ascii="Arial" w:hAnsi="Arial" w:cs="Arial"/>
+                <w:rFonts w:ascii="Arial" w:hAnsi="Arial" w:cs="Arial" w:eastAsia="Arial"/>
                 <w:color w:val="auto"/>
                 <w:sz w:val="21"/>
                 <w:szCs w:val="21"/>
@@ -1900,14 +1900,14 @@
             <w:pPr>
               <w:ind w:left="3"/>
               <w:rPr>
-                <w:rFonts w:ascii="Arial" w:hAnsi="Arial" w:cs="Arial"/>
-                <w:sz w:val="21"/>
-                <w:szCs w:val="21"/>
-              </w:rPr>
-            </w:pPr>
-            <w:r>
-              <w:rPr>
-                <w:rFonts w:ascii="Arial" w:hAnsi="Arial" w:cs="Arial"/>
+                <w:rFonts w:ascii="Arial" w:hAnsi="Arial" w:cs="Arial" w:eastAsia="Arial"/>
+                <w:sz w:val="21"/>
+                <w:szCs w:val="21"/>
+              </w:rPr>
+            </w:pPr>
+            <w:r>
+              <w:rPr>
+                <w:rFonts w:ascii="Arial" w:hAnsi="Arial" w:cs="Arial" w:eastAsia="Arial"/>
                 <w:color w:val="auto"/>
                 <w:sz w:val="21"/>
                 <w:szCs w:val="21"/>
@@ -1939,7 +1939,7 @@
           <w:p>
             <w:pPr>
               <w:rPr>
-                <w:rFonts w:ascii="Arial" w:hAnsi="Arial" w:cs="Arial"/>
+                <w:rFonts w:ascii="Arial" w:hAnsi="Arial" w:cs="Arial" w:eastAsia="Arial"/>
                 <w:sz w:val="21"/>
                 <w:szCs w:val="21"/>
               </w:rPr>
@@ -1947,7 +1947,7 @@
             <w:proofErr w:type="spellStart"/>
             <w:r>
               <w:rPr>
-                <w:rFonts w:ascii="Arial" w:hAnsi="Arial" w:cs="Arial"/>
+                <w:rFonts w:ascii="Arial" w:hAnsi="Arial" w:cs="Arial" w:eastAsia="Arial"/>
                 <w:color w:val="auto"/>
                 <w:sz w:val="21"/>
                 <w:szCs w:val="21"/>
@@ -1967,7 +1967,7 @@
             <w:proofErr w:type="spellEnd"/>
             <w:r>
               <w:rPr>
-                <w:rFonts w:ascii="Arial" w:hAnsi="Arial" w:cs="Arial"/>
+                <w:rFonts w:ascii="Arial" w:hAnsi="Arial" w:cs="Arial" w:eastAsia="Arial"/>
                 <w:color w:val="auto"/>
                 <w:sz w:val="21"/>
                 <w:szCs w:val="21"/>
@@ -2005,7 +2005,7 @@
             <w:pPr>
               <w:ind w:left="3"/>
               <w:rPr>
-                <w:rFonts w:ascii="Arial" w:hAnsi="Arial" w:cs="Arial"/>
+                <w:rFonts w:ascii="Arial" w:hAnsi="Arial" w:cs="Arial" w:eastAsia="Arial"/>
                 <w:b/>
                 <w:bCs/>
                 <w:sz w:val="21"/>
@@ -2014,7 +2014,7 @@
             </w:pPr>
             <w:r>
               <w:rPr>
-                <w:rFonts w:ascii="Arial" w:hAnsi="Arial" w:cs="Arial"/>
+                <w:rFonts w:ascii="Arial" w:hAnsi="Arial" w:cs="Arial" w:eastAsia="Arial"/>
                 <w:color w:val="auto"/>
                 <w:sz w:val="21"/>
                 <w:szCs w:val="21"/>
@@ -2046,7 +2046,7 @@
           <w:p>
             <w:pPr>
               <w:rPr>
-                <w:rFonts w:ascii="Arial" w:hAnsi="Arial" w:cs="Arial"/>
+                <w:rFonts w:ascii="Arial" w:hAnsi="Arial" w:cs="Arial" w:eastAsia="Arial"/>
                 <w:sz w:val="21"/>
                 <w:szCs w:val="21"/>
               </w:rPr>
@@ -2054,7 +2054,7 @@
             <w:proofErr w:type="spellStart"/>
             <w:r>
               <w:rPr>
-                <w:rFonts w:ascii="Arial" w:hAnsi="Arial" w:cs="Arial"/>
+                <w:rFonts w:ascii="Arial" w:hAnsi="Arial" w:cs="Arial" w:eastAsia="Arial"/>
                 <w:color w:val="auto"/>
                 <w:sz w:val="21"/>
                 <w:szCs w:val="21"/>
@@ -2074,7 +2074,7 @@
             <w:proofErr w:type="spellEnd"/>
             <w:r>
               <w:rPr>
-                <w:rFonts w:ascii="Arial" w:hAnsi="Arial" w:cs="Arial"/>
+                <w:rFonts w:ascii="Arial" w:hAnsi="Arial" w:cs="Arial" w:eastAsia="Arial"/>
                 <w:color w:val="auto"/>
                 <w:sz w:val="21"/>
                 <w:szCs w:val="21"/>
@@ -2112,7 +2112,7 @@
             <w:pPr>
               <w:ind w:left="3"/>
               <w:rPr>
-                <w:rFonts w:ascii="Arial" w:hAnsi="Arial" w:cs="Arial"/>
+                <w:rFonts w:ascii="Arial" w:hAnsi="Arial" w:cs="Arial" w:eastAsia="Arial"/>
                 <w:b/>
                 <w:bCs/>
                 <w:sz w:val="21"/>
@@ -2121,7 +2121,7 @@
             </w:pPr>
             <w:r>
               <w:rPr>
-                <w:rFonts w:ascii="Arial" w:hAnsi="Arial" w:cs="Arial"/>
+                <w:rFonts w:ascii="Arial" w:hAnsi="Arial" w:cs="Arial" w:eastAsia="Arial"/>
                 <w:color w:val="auto"/>
                 <w:sz w:val="21"/>
                 <w:szCs w:val="21"/>
@@ -2153,7 +2153,7 @@
           <w:p>
             <w:pPr>
               <w:rPr>
-                <w:rFonts w:ascii="Arial" w:hAnsi="Arial" w:cs="Arial"/>
+                <w:rFonts w:ascii="Arial" w:hAnsi="Arial" w:cs="Arial" w:eastAsia="Arial"/>
                 <w:sz w:val="21"/>
                 <w:szCs w:val="21"/>
               </w:rPr>
@@ -2161,7 +2161,7 @@
             <w:proofErr w:type="spellStart"/>
             <w:r>
               <w:rPr>
-                <w:rFonts w:ascii="Arial" w:hAnsi="Arial" w:cs="Arial"/>
+                <w:rFonts w:ascii="Arial" w:hAnsi="Arial" w:cs="Arial" w:eastAsia="Arial"/>
                 <w:color w:val="auto"/>
                 <w:sz w:val="21"/>
                 <w:szCs w:val="21"/>
@@ -2181,7 +2181,7 @@
             <w:proofErr w:type="spellEnd"/>
             <w:r>
               <w:rPr>
-                <w:rFonts w:ascii="Arial" w:hAnsi="Arial" w:cs="Arial"/>
+                <w:rFonts w:ascii="Arial" w:hAnsi="Arial" w:cs="Arial" w:eastAsia="Arial"/>
                 <w:color w:val="auto"/>
                 <w:sz w:val="21"/>
                 <w:szCs w:val="21"/>
@@ -2219,7 +2219,7 @@
             <w:pPr>
               <w:ind w:left="3"/>
               <w:rPr>
-                <w:rFonts w:ascii="Arial" w:hAnsi="Arial" w:cs="Arial"/>
+                <w:rFonts w:ascii="Arial" w:hAnsi="Arial" w:cs="Arial" w:eastAsia="Arial"/>
                 <w:b/>
                 <w:bCs/>
                 <w:sz w:val="21"/>
@@ -2228,7 +2228,7 @@
             </w:pPr>
             <w:r>
               <w:rPr>
-                <w:rFonts w:ascii="Arial" w:hAnsi="Arial" w:cs="Arial"/>
+                <w:rFonts w:ascii="Arial" w:hAnsi="Arial" w:cs="Arial" w:eastAsia="Arial"/>
                 <w:color w:val="auto"/>
                 <w:sz w:val="21"/>
                 <w:szCs w:val="21"/>
@@ -2260,7 +2260,7 @@
           <w:p>
             <w:pPr>
               <w:rPr>
-                <w:rFonts w:ascii="Arial" w:hAnsi="Arial" w:cs="Arial"/>
+                <w:rFonts w:ascii="Arial" w:hAnsi="Arial" w:cs="Arial" w:eastAsia="Arial"/>
                 <w:sz w:val="21"/>
                 <w:szCs w:val="21"/>
               </w:rPr>
@@ -2268,7 +2268,7 @@
             <w:proofErr w:type="spellStart"/>
             <w:r>
               <w:rPr>
-                <w:rFonts w:ascii="Arial" w:hAnsi="Arial" w:cs="Arial"/>
+                <w:rFonts w:ascii="Arial" w:hAnsi="Arial" w:cs="Arial" w:eastAsia="Arial"/>
                 <w:color w:val="auto"/>
                 <w:sz w:val="21"/>
                 <w:szCs w:val="21"/>
@@ -2288,7 +2288,7 @@
             <w:proofErr w:type="spellEnd"/>
             <w:r>
               <w:rPr>
-                <w:rFonts w:ascii="Arial" w:hAnsi="Arial" w:cs="Arial"/>
+                <w:rFonts w:ascii="Arial" w:hAnsi="Arial" w:cs="Arial" w:eastAsia="Arial"/>
                 <w:color w:val="auto"/>
                 <w:sz w:val="21"/>
                 <w:szCs w:val="21"/>
@@ -2326,14 +2326,14 @@
             <w:pPr>
               <w:ind w:left="3"/>
               <w:rPr>
-                <w:rFonts w:ascii="Arial" w:hAnsi="Arial" w:cs="Arial"/>
-                <w:sz w:val="21"/>
-                <w:szCs w:val="21"/>
-              </w:rPr>
-            </w:pPr>
-            <w:r>
-              <w:rPr>
-                <w:rFonts w:ascii="Arial" w:hAnsi="Arial" w:cs="Arial"/>
+                <w:rFonts w:ascii="Arial" w:hAnsi="Arial" w:cs="Arial" w:eastAsia="Arial"/>
+                <w:sz w:val="21"/>
+                <w:szCs w:val="21"/>
+              </w:rPr>
+            </w:pPr>
+            <w:r>
+              <w:rPr>
+                <w:rFonts w:ascii="Arial" w:hAnsi="Arial" w:cs="Arial" w:eastAsia="Arial"/>
                 <w:color w:val="auto"/>
                 <w:sz w:val="21"/>
                 <w:szCs w:val="21"/>
@@ -2365,14 +2365,14 @@
           <w:p>
             <w:pPr>
               <w:rPr>
-                <w:rFonts w:ascii="Arial" w:hAnsi="Arial" w:cs="Arial"/>
-                <w:sz w:val="21"/>
-                <w:szCs w:val="21"/>
-              </w:rPr>
-            </w:pPr>
-            <w:r>
-              <w:rPr>
-                <w:rFonts w:ascii="Arial" w:hAnsi="Arial" w:cs="Arial"/>
+                <w:rFonts w:ascii="Arial" w:hAnsi="Arial" w:cs="Arial" w:eastAsia="Arial"/>
+                <w:sz w:val="21"/>
+                <w:szCs w:val="21"/>
+              </w:rPr>
+            </w:pPr>
+            <w:r>
+              <w:rPr>
+                <w:rFonts w:ascii="Arial" w:hAnsi="Arial" w:cs="Arial" w:eastAsia="Arial"/>
                 <w:color w:val="auto"/>
                 <w:sz w:val="21"/>
                 <w:szCs w:val="21"/>
@@ -2410,14 +2410,14 @@
             <w:pPr>
               <w:ind w:left="3"/>
               <w:rPr>
-                <w:rFonts w:ascii="Arial" w:hAnsi="Arial" w:cs="Arial"/>
-                <w:sz w:val="21"/>
-                <w:szCs w:val="21"/>
-              </w:rPr>
-            </w:pPr>
-            <w:r>
-              <w:rPr>
-                <w:rFonts w:ascii="Arial" w:hAnsi="Arial" w:cs="Arial"/>
+                <w:rFonts w:ascii="Arial" w:hAnsi="Arial" w:cs="Arial" w:eastAsia="Arial"/>
+                <w:sz w:val="21"/>
+                <w:szCs w:val="21"/>
+              </w:rPr>
+            </w:pPr>
+            <w:r>
+              <w:rPr>
+                <w:rFonts w:ascii="Arial" w:hAnsi="Arial" w:cs="Arial" w:eastAsia="Arial"/>
                 <w:color w:val="auto"/>
                 <w:sz w:val="21"/>
                 <w:szCs w:val="21"/>
@@ -2449,14 +2449,14 @@
           <w:p>
             <w:pPr>
               <w:rPr>
-                <w:rFonts w:ascii="Arial" w:hAnsi="Arial" w:cs="Arial"/>
-                <w:sz w:val="21"/>
-                <w:szCs w:val="21"/>
-              </w:rPr>
-            </w:pPr>
-            <w:r>
-              <w:rPr>
-                <w:rFonts w:ascii="Arial" w:hAnsi="Arial" w:cs="Arial"/>
+                <w:rFonts w:ascii="Arial" w:hAnsi="Arial" w:cs="Arial" w:eastAsia="Arial"/>
+                <w:sz w:val="21"/>
+                <w:szCs w:val="21"/>
+              </w:rPr>
+            </w:pPr>
+            <w:r>
+              <w:rPr>
+                <w:rFonts w:ascii="Arial" w:hAnsi="Arial" w:cs="Arial" w:eastAsia="Arial"/>
                 <w:color w:val="auto"/>
                 <w:sz w:val="21"/>
                 <w:szCs w:val="21"/>
@@ -2494,7 +2494,7 @@
             <w:pPr>
               <w:ind w:left="3"/>
               <w:rPr>
-                <w:rFonts w:ascii="Arial" w:hAnsi="Arial" w:cs="Arial"/>
+                <w:rFonts w:ascii="Arial" w:hAnsi="Arial" w:cs="Arial" w:eastAsia="Arial"/>
                 <w:b/>
                 <w:bCs/>
                 <w:sz w:val="21"/>
@@ -2503,7 +2503,7 @@
             </w:pPr>
             <w:r>
               <w:rPr>
-                <w:rFonts w:ascii="Arial" w:hAnsi="Arial" w:cs="Arial"/>
+                <w:rFonts w:ascii="Arial" w:hAnsi="Arial" w:cs="Arial" w:eastAsia="Arial"/>
                 <w:color w:val="auto"/>
                 <w:sz w:val="21"/>
                 <w:szCs w:val="21"/>
@@ -2535,14 +2535,14 @@
           <w:p>
             <w:pPr>
               <w:rPr>
-                <w:rFonts w:ascii="Arial" w:hAnsi="Arial" w:cs="Arial"/>
-                <w:sz w:val="21"/>
-                <w:szCs w:val="21"/>
-              </w:rPr>
-            </w:pPr>
-            <w:r>
-              <w:rPr>
-                <w:rFonts w:ascii="Arial" w:hAnsi="Arial" w:cs="Arial"/>
+                <w:rFonts w:ascii="Arial" w:hAnsi="Arial" w:cs="Arial" w:eastAsia="Arial"/>
+                <w:sz w:val="21"/>
+                <w:szCs w:val="21"/>
+              </w:rPr>
+            </w:pPr>
+            <w:r>
+              <w:rPr>
+                <w:rFonts w:ascii="Arial" w:hAnsi="Arial" w:cs="Arial" w:eastAsia="Arial"/>
                 <w:color w:val="auto"/>
                 <w:sz w:val="21"/>
                 <w:szCs w:val="21"/>
@@ -2580,7 +2580,7 @@
             <w:pPr>
               <w:ind w:left="3"/>
               <w:rPr>
-                <w:rFonts w:ascii="Arial" w:eastAsia="Arial" w:hAnsi="Arial" w:cs="Arial"/>
+                <w:rFonts w:ascii="Arial" w:hAnsi="Arial" w:cs="Arial" w:eastAsia="Arial"/>
                 <w:b/>
                 <w:sz w:val="21"/>
                 <w:szCs w:val="21"/>
@@ -2588,7 +2588,7 @@
             </w:pPr>
             <w:r>
               <w:rPr>
-                <w:rFonts w:ascii="Arial" w:hAnsi="Arial" w:cs="Arial"/>
+                <w:rFonts w:ascii="Arial" w:hAnsi="Arial" w:cs="Arial" w:eastAsia="Arial"/>
                 <w:color w:val="auto"/>
                 <w:sz w:val="21"/>
                 <w:szCs w:val="21"/>
@@ -2620,14 +2620,14 @@
           <w:p>
             <w:pPr>
               <w:rPr>
-                <w:rFonts w:ascii="Arial" w:eastAsia="Arial" w:hAnsi="Arial" w:cs="Arial"/>
-                <w:sz w:val="21"/>
-                <w:szCs w:val="21"/>
-              </w:rPr>
-            </w:pPr>
-            <w:r>
-              <w:rPr>
-                <w:rFonts w:ascii="Arial" w:hAnsi="Arial" w:cs="Arial"/>
+                <w:rFonts w:ascii="Arial" w:hAnsi="Arial" w:cs="Arial" w:eastAsia="Arial"/>
+                <w:sz w:val="21"/>
+                <w:szCs w:val="21"/>
+              </w:rPr>
+            </w:pPr>
+            <w:r>
+              <w:rPr>
+                <w:rFonts w:ascii="Arial" w:hAnsi="Arial" w:cs="Arial" w:eastAsia="Arial"/>
                 <w:color w:val="auto"/>
                 <w:sz w:val="21"/>
                 <w:szCs w:val="21"/>
@@ -2665,7 +2665,7 @@
             <w:pPr>
               <w:ind w:left="3"/>
               <w:rPr>
-                <w:rFonts w:ascii="Arial" w:eastAsia="Arial" w:hAnsi="Arial" w:cs="Arial"/>
+                <w:rFonts w:ascii="Arial" w:hAnsi="Arial" w:cs="Arial" w:eastAsia="Arial"/>
                 <w:b/>
                 <w:sz w:val="21"/>
                 <w:szCs w:val="21"/>
@@ -2673,7 +2673,7 @@
             </w:pPr>
             <w:r>
               <w:rPr>
-                <w:rFonts w:ascii="Arial" w:hAnsi="Arial" w:cs="Arial"/>
+                <w:rFonts w:ascii="Arial" w:hAnsi="Arial" w:cs="Arial" w:eastAsia="Arial"/>
                 <w:color w:val="auto"/>
                 <w:sz w:val="21"/>
                 <w:szCs w:val="21"/>
@@ -2705,14 +2705,14 @@
           <w:p>
             <w:pPr>
               <w:rPr>
-                <w:rFonts w:ascii="Arial" w:eastAsia="Arial" w:hAnsi="Arial" w:cs="Arial"/>
-                <w:sz w:val="21"/>
-                <w:szCs w:val="21"/>
-              </w:rPr>
-            </w:pPr>
-            <w:r>
-              <w:rPr>
-                <w:rFonts w:ascii="Arial" w:hAnsi="Arial" w:cs="Arial"/>
+                <w:rFonts w:ascii="Arial" w:hAnsi="Arial" w:cs="Arial" w:eastAsia="Arial"/>
+                <w:sz w:val="21"/>
+                <w:szCs w:val="21"/>
+              </w:rPr>
+            </w:pPr>
+            <w:r>
+              <w:rPr>
+                <w:rFonts w:ascii="Arial" w:hAnsi="Arial" w:cs="Arial" w:eastAsia="Arial"/>
                 <w:color w:val="auto"/>
                 <w:sz w:val="21"/>
                 <w:szCs w:val="21"/>
@@ -2732,7 +2732,7 @@
             <w:proofErr w:type="gramStart"/>
             <w:r>
               <w:rPr>
-                <w:rFonts w:ascii="Arial" w:hAnsi="Arial" w:cs="Arial"/>
+                <w:rFonts w:ascii="Arial" w:hAnsi="Arial" w:cs="Arial" w:eastAsia="Arial"/>
                 <w:color w:val="auto"/>
                 <w:sz w:val="21"/>
                 <w:szCs w:val="21"/>
@@ -2752,7 +2752,7 @@
             <w:proofErr w:type="gramEnd"/>
             <w:r>
               <w:rPr>
-                <w:rFonts w:ascii="Arial" w:hAnsi="Arial" w:cs="Arial"/>
+                <w:rFonts w:ascii="Arial" w:hAnsi="Arial" w:cs="Arial" w:eastAsia="Arial"/>
                 <w:color w:val="auto"/>
                 <w:sz w:val="21"/>
                 <w:szCs w:val="21"/>
@@ -2790,7 +2790,7 @@
             <w:pPr>
               <w:ind w:left="3"/>
               <w:rPr>
-                <w:rFonts w:ascii="Arial" w:eastAsia="Arial" w:hAnsi="Arial" w:cs="Arial"/>
+                <w:rFonts w:ascii="Arial" w:hAnsi="Arial" w:cs="Arial" w:eastAsia="Arial"/>
                 <w:b/>
                 <w:sz w:val="21"/>
                 <w:szCs w:val="21"/>
@@ -2798,7 +2798,7 @@
             </w:pPr>
             <w:r>
               <w:rPr>
-                <w:rFonts w:ascii="Arial" w:hAnsi="Arial" w:cs="Arial"/>
+                <w:rFonts w:ascii="Arial" w:hAnsi="Arial" w:cs="Arial" w:eastAsia="Arial"/>
                 <w:color w:val="auto"/>
                 <w:sz w:val="21"/>
                 <w:szCs w:val="21"/>
@@ -2831,14 +2831,14 @@
           <w:p>
             <w:pPr>
               <w:rPr>
-                <w:rFonts w:ascii="Arial" w:eastAsia="Arial" w:hAnsi="Arial" w:cs="Arial"/>
-                <w:sz w:val="21"/>
-                <w:szCs w:val="21"/>
-              </w:rPr>
-            </w:pPr>
-            <w:r>
-              <w:rPr>
-                <w:rFonts w:ascii="Arial" w:hAnsi="Arial" w:cs="Arial"/>
+                <w:rFonts w:ascii="Arial" w:hAnsi="Arial" w:cs="Arial" w:eastAsia="Arial"/>
+                <w:sz w:val="21"/>
+                <w:szCs w:val="21"/>
+              </w:rPr>
+            </w:pPr>
+            <w:r>
+              <w:rPr>
+                <w:rFonts w:ascii="Arial" w:hAnsi="Arial" w:cs="Arial" w:eastAsia="Arial"/>
                 <w:color w:val="auto"/>
                 <w:sz w:val="21"/>
                 <w:szCs w:val="21"/>
@@ -2876,7 +2876,7 @@
             <w:pPr>
               <w:ind w:left="3"/>
               <w:rPr>
-                <w:rFonts w:ascii="Arial" w:eastAsia="Arial" w:hAnsi="Arial" w:cs="Arial"/>
+                <w:rFonts w:ascii="Arial" w:hAnsi="Arial" w:cs="Arial" w:eastAsia="Arial"/>
                 <w:b/>
                 <w:sz w:val="21"/>
                 <w:szCs w:val="21"/>
@@ -2884,7 +2884,7 @@
             </w:pPr>
             <w:r>
               <w:rPr>
-                <w:rFonts w:ascii="Arial" w:hAnsi="Arial" w:cs="Arial"/>
+                <w:rFonts w:ascii="Arial" w:hAnsi="Arial" w:cs="Arial" w:eastAsia="Arial"/>
                 <w:color w:val="auto"/>
                 <w:sz w:val="21"/>
                 <w:szCs w:val="21"/>
@@ -2916,14 +2916,14 @@
           <w:p>
             <w:pPr>
               <w:rPr>
-                <w:rFonts w:ascii="Arial" w:eastAsia="Arial" w:hAnsi="Arial" w:cs="Arial"/>
-                <w:sz w:val="21"/>
-                <w:szCs w:val="21"/>
-              </w:rPr>
-            </w:pPr>
-            <w:r>
-              <w:rPr>
-                <w:rFonts w:ascii="Arial" w:hAnsi="Arial" w:cs="Arial"/>
+                <w:rFonts w:ascii="Arial" w:hAnsi="Arial" w:cs="Arial" w:eastAsia="Arial"/>
+                <w:sz w:val="21"/>
+                <w:szCs w:val="21"/>
+              </w:rPr>
+            </w:pPr>
+            <w:r>
+              <w:rPr>
+                <w:rFonts w:ascii="Arial" w:hAnsi="Arial" w:cs="Arial" w:eastAsia="Arial"/>
                 <w:color w:val="auto"/>
                 <w:sz w:val="21"/>
                 <w:szCs w:val="21"/>
@@ -2961,14 +2961,14 @@
             <w:pPr>
               <w:ind w:left="3"/>
               <w:rPr>
-                <w:rFonts w:ascii="Arial" w:hAnsi="Arial" w:cs="Arial"/>
-                <w:sz w:val="21"/>
-                <w:szCs w:val="21"/>
-              </w:rPr>
-            </w:pPr>
-            <w:r>
-              <w:rPr>
-                <w:rFonts w:ascii="Arial" w:hAnsi="Arial" w:cs="Arial"/>
+                <w:rFonts w:ascii="Arial" w:hAnsi="Arial" w:cs="Arial" w:eastAsia="Arial"/>
+                <w:sz w:val="21"/>
+                <w:szCs w:val="21"/>
+              </w:rPr>
+            </w:pPr>
+            <w:r>
+              <w:rPr>
+                <w:rFonts w:ascii="Arial" w:hAnsi="Arial" w:cs="Arial" w:eastAsia="Arial"/>
                 <w:color w:val="auto"/>
                 <w:sz w:val="21"/>
                 <w:szCs w:val="21"/>
@@ -3000,14 +3000,14 @@
           <w:p>
             <w:pPr>
               <w:rPr>
-                <w:rFonts w:ascii="Arial" w:eastAsia="Arial" w:hAnsi="Arial" w:cs="Arial"/>
-                <w:sz w:val="21"/>
-                <w:szCs w:val="21"/>
-              </w:rPr>
-            </w:pPr>
-            <w:r>
-              <w:rPr>
-                <w:rFonts w:ascii="Arial" w:hAnsi="Arial" w:cs="Arial"/>
+                <w:rFonts w:ascii="Arial" w:hAnsi="Arial" w:cs="Arial" w:eastAsia="Arial"/>
+                <w:sz w:val="21"/>
+                <w:szCs w:val="21"/>
+              </w:rPr>
+            </w:pPr>
+            <w:r>
+              <w:rPr>
+                <w:rFonts w:ascii="Arial" w:hAnsi="Arial" w:cs="Arial" w:eastAsia="Arial"/>
                 <w:color w:val="auto"/>
                 <w:sz w:val="21"/>
                 <w:szCs w:val="21"/>
@@ -3045,14 +3045,14 @@
             <w:pPr>
               <w:ind w:left="3"/>
               <w:rPr>
-                <w:rFonts w:ascii="Arial" w:hAnsi="Arial" w:cs="Arial"/>
-                <w:sz w:val="21"/>
-                <w:szCs w:val="21"/>
-              </w:rPr>
-            </w:pPr>
-            <w:r>
-              <w:rPr>
-                <w:rFonts w:ascii="Arial" w:hAnsi="Arial" w:cs="Arial"/>
+                <w:rFonts w:ascii="Arial" w:hAnsi="Arial" w:cs="Arial" w:eastAsia="Arial"/>
+                <w:sz w:val="21"/>
+                <w:szCs w:val="21"/>
+              </w:rPr>
+            </w:pPr>
+            <w:r>
+              <w:rPr>
+                <w:rFonts w:ascii="Arial" w:hAnsi="Arial" w:cs="Arial" w:eastAsia="Arial"/>
                 <w:color w:val="000000" w:themeColor="text1"/>
                 <w:sz w:val="21"/>
                 <w:szCs w:val="21"/>
@@ -3084,14 +3084,14 @@
           <w:p>
             <w:pPr>
               <w:rPr>
-                <w:rFonts w:ascii="Arial" w:eastAsia="Arial" w:hAnsi="Arial" w:cs="Arial"/>
-                <w:sz w:val="21"/>
-                <w:szCs w:val="21"/>
-              </w:rPr>
-            </w:pPr>
-            <w:r>
-              <w:rPr>
-                <w:rFonts w:ascii="Arial" w:hAnsi="Arial" w:cs="Arial"/>
+                <w:rFonts w:ascii="Arial" w:hAnsi="Arial" w:cs="Arial" w:eastAsia="Arial"/>
+                <w:sz w:val="21"/>
+                <w:szCs w:val="21"/>
+              </w:rPr>
+            </w:pPr>
+            <w:r>
+              <w:rPr>
+                <w:rFonts w:ascii="Arial" w:hAnsi="Arial" w:cs="Arial" w:eastAsia="Arial"/>
                 <w:color w:val="000000" w:themeColor="text1"/>
                 <w:sz w:val="21"/>
                 <w:szCs w:val="21"/>
@@ -3127,10 +3127,10 @@
   <w:docDefaults>
     <w:rPrDefault>
       <w:rPr>
-        <w:rFonts w:asciiTheme="minorHAnsi" w:eastAsiaTheme="minorEastAsia" w:hAnsiTheme="minorHAnsi" w:cstheme="minorBidi"/>
+        <w:rFonts w:ascii="Arial" w:hAnsi="Arial" w:cs="Arial" w:eastAsia="Arial"/>
         <w:kern w:val="2"/>
-        <w:sz w:val="24"/>
-        <w:szCs w:val="24"/>
+        <w:sz w:val="21"/>
+        <w:szCs w:val="21"/>
         <w:lang w:val="en-IN" w:eastAsia="en-IN" w:bidi="ar-SA"/>
         <w14:ligatures w14:val="standardContextual"/>
       </w:rPr>
@@ -3527,9 +3527,9 @@
       <w:spacing w:line="259" w:lineRule="auto"/>
     </w:pPr>
     <w:rPr>
-      <w:rFonts w:ascii="Calibri" w:eastAsia="Calibri" w:hAnsi="Calibri" w:cs="Calibri"/>
+      <w:rFonts w:ascii="Arial" w:hAnsi="Arial" w:cs="Arial" w:eastAsia="Arial"/>
       <w:color w:val="000000"/>
-      <w:sz w:val="22"/>
+      <w:sz w:val="21"/>
     </w:rPr>
   </w:style>
   <w:style w:type="character" w:default="1" w:styleId="DefaultParagraphFont">
@@ -3583,11 +3583,11 @@
       <w:ind w:left="105" w:right="105"/>
     </w:pPr>
     <w:rPr>
-      <w:rFonts w:ascii="Arial" w:eastAsiaTheme="minorHAnsi" w:hAnsi="Arial" w:cs="Arial"/>
+      <w:rFonts w:ascii="Arial" w:hAnsi="Arial" w:cs="Arial" w:eastAsia="Arial"/>
       <w:color w:val="000000"/>
       <w:kern w:val="0"/>
-      <w:sz w:val="23"/>
-      <w:szCs w:val="23"/>
+      <w:sz w:val="21"/>
+      <w:szCs w:val="21"/>
       <w:lang w:val="en-US" w:eastAsia="en-US"/>
       <w14:ligatures w14:val="none"/>
     </w:rPr>
@@ -3613,15 +3613,15 @@
         <w:spacing w:before="0" w:after="0" w:line="360" w:lineRule="auto"/>
       </w:pPr>
       <w:rPr>
-        <w:rFonts w:ascii="Arial" w:hAnsi="Arial" w:cs="Arial"/>
+        <w:rFonts w:ascii="Arial" w:hAnsi="Arial" w:cs="Arial" w:eastAsia="Arial"/>
         <w:b/>
         <w:bCs/>
         <w:i w:val="0"/>
         <w:iCs w:val="0"/>
         <w:caps w:val="0"/>
         <w:color w:val="000000"/>
-        <w:sz w:val="23"/>
-        <w:szCs w:val="23"/>
+        <w:sz w:val="21"/>
+        <w:szCs w:val="21"/>
         <w:u w:val="none"/>
       </w:rPr>
       <w:tblPr/>
